--- a/Course/5 Reference Guides/Study Plan.docx
+++ b/Course/5 Reference Guides/Study Plan.docx
@@ -7,20 +7,33 @@
         <w:pStyle w:val="Heading1"/>
       </w:pPr>
       <w:r>
+        <w:rPr>
+          <w:b w:val="0"/>
+          <w:i w:val="0"/>
+        </w:rPr>
         <w:t>How to Use These Resources + Spaced-Recap Study Plan</w:t>
       </w:r>
     </w:p>
     <w:p>
       <w:r>
+        <w:rPr>
+          <w:b w:val="0"/>
+          <w:i w:val="0"/>
+        </w:rPr>
         <w:t xml:space="preserve">Revision that works is </w:t>
       </w:r>
       <w:r>
         <w:rPr>
           <w:b/>
+          <w:i w:val="0"/>
         </w:rPr>
         <w:t>active and spaced</w:t>
       </w:r>
       <w:r>
+        <w:rPr>
+          <w:b w:val="0"/>
+          <w:i w:val="0"/>
+        </w:rPr>
         <w:t>, not re-reading until it feels familiar (familiarity is not the same as recall). This page tells you exactly how to use the hub and gives you a ready-made plan.</w:t>
       </w:r>
     </w:p>
@@ -36,20 +49,33 @@
         <w:pStyle w:val="Heading2"/>
       </w:pPr>
       <w:r>
+        <w:rPr>
+          <w:b w:val="0"/>
+          <w:i w:val="0"/>
+        </w:rPr>
         <w:t>The method: Recap → Retrieve → Apply → Review</w:t>
       </w:r>
     </w:p>
     <w:p>
       <w:r>
+        <w:rPr>
+          <w:b w:val="0"/>
+          <w:i w:val="0"/>
+        </w:rPr>
         <w:t xml:space="preserve">For </w:t>
       </w:r>
       <w:r>
         <w:rPr>
           <w:b/>
+          <w:i w:val="0"/>
         </w:rPr>
         <w:t>every</w:t>
       </w:r>
       <w:r>
+        <w:rPr>
+          <w:b w:val="0"/>
+          <w:i w:val="0"/>
+        </w:rPr>
         <w:t xml:space="preserve"> topic:</w:t>
       </w:r>
     </w:p>
@@ -60,10 +86,15 @@
       <w:r>
         <w:rPr>
           <w:b/>
+          <w:i w:val="0"/>
         </w:rPr>
         <w:t>Recap (read once, actively).</w:t>
       </w:r>
       <w:r>
+        <w:rPr>
+          <w:b w:val="0"/>
+          <w:i w:val="0"/>
+        </w:rPr>
         <w:t xml:space="preserve"> Read the topic file. As you go, turn each heading into a question ("How does the FDE cycle work?").</w:t>
       </w:r>
     </w:p>
@@ -74,19 +105,29 @@
       <w:r>
         <w:rPr>
           <w:b/>
+          <w:i w:val="0"/>
         </w:rPr>
         <w:t>Retrieve (close the book).</w:t>
       </w:r>
       <w:r>
+        <w:rPr>
+          <w:b w:val="0"/>
+          <w:i w:val="0"/>
+        </w:rPr>
         <w:t xml:space="preserve"> Write down everything you remember — definitions, diagrams, steps. </w:t>
       </w:r>
       <w:r>
         <w:rPr>
+          <w:b w:val="0"/>
           <w:i/>
         </w:rPr>
         <w:t>This</w:t>
       </w:r>
       <w:r>
+        <w:rPr>
+          <w:b w:val="0"/>
+          <w:i w:val="0"/>
+        </w:rPr>
         <w:t xml:space="preserve"> is what builds memory. Then check and fill gaps in a different colour.</w:t>
       </w:r>
     </w:p>
@@ -97,10 +138,15 @@
       <w:r>
         <w:rPr>
           <w:b/>
+          <w:i w:val="0"/>
         </w:rPr>
         <w:t>Apply (closed-book questions).</w:t>
       </w:r>
       <w:r>
+        <w:rPr>
+          <w:b w:val="0"/>
+          <w:i w:val="0"/>
+        </w:rPr>
         <w:t xml:space="preserve"> Do the topic's exam-style questions without notes. Mark yourself honestly against the mark scheme.</w:t>
       </w:r>
     </w:p>
@@ -111,19 +157,29 @@
       <w:r>
         <w:rPr>
           <w:b/>
+          <w:i w:val="0"/>
         </w:rPr>
         <w:t>Review (spaced).</w:t>
       </w:r>
       <w:r>
+        <w:rPr>
+          <w:b w:val="0"/>
+          <w:i w:val="0"/>
+        </w:rPr>
         <w:t xml:space="preserve"> Re-test the topic after </w:t>
       </w:r>
       <w:r>
         <w:rPr>
           <w:b/>
+          <w:i w:val="0"/>
         </w:rPr>
         <w:t>1 day → 1 week → 1 month</w:t>
       </w:r>
       <w:r>
+        <w:rPr>
+          <w:b w:val="0"/>
+          <w:i w:val="0"/>
+        </w:rPr>
         <w:t>. Each successful recall makes it stick longer.</w:t>
       </w:r>
     </w:p>
@@ -133,24 +189,38 @@
         <w:shd w:fill="FFF8E7"/>
       </w:pPr>
       <w:r>
+        <w:rPr>
+          <w:b w:val="0"/>
+          <w:i w:val="0"/>
+        </w:rPr>
         <w:t xml:space="preserve">💡 </w:t>
       </w:r>
       <w:r>
         <w:rPr>
           <w:b/>
+          <w:i w:val="0"/>
         </w:rPr>
-        <w:t>A\* habit:</w:t>
+        <w:t>A* habit:</w:t>
       </w:r>
       <w:r>
+        <w:rPr>
+          <w:b w:val="0"/>
+          <w:i w:val="0"/>
+        </w:rPr>
         <w:t xml:space="preserve"> after marking a question, write </w:t>
       </w:r>
       <w:r>
         <w:rPr>
+          <w:b w:val="0"/>
           <w:i/>
         </w:rPr>
         <w:t>why</w:t>
       </w:r>
       <w:r>
+        <w:rPr>
+          <w:b w:val="0"/>
+          <w:i w:val="0"/>
+        </w:rPr>
         <w:t xml:space="preserve"> you lost each mark in one line ("didn't link to scenario", "forgot edge case"). Re-reading your own error log before the exam is worth more than re-reading notes.</w:t>
       </w:r>
     </w:p>
@@ -166,21 +236,35 @@
         <w:pStyle w:val="Heading2"/>
       </w:pPr>
       <w:r>
+        <w:rPr>
+          <w:b w:val="0"/>
+          <w:i w:val="0"/>
+        </w:rPr>
         <w:t>Use the RAG tracker as your command centre</w:t>
       </w:r>
     </w:p>
     <w:p>
       <w:r>
+        <w:rPr>
+          <w:b w:val="0"/>
+          <w:i w:val="0"/>
+        </w:rPr>
         <w:t xml:space="preserve">Open </w:t>
       </w:r>
       <w:r>
         <w:rPr>
           <w:rFonts w:ascii="Consolas" w:hAnsi="Consolas"/>
+          <w:b w:val="0"/>
+          <w:i w:val="0"/>
           <w:sz w:val="19"/>
         </w:rPr>
         <w:t>self-assessment-tracker.md</w:t>
       </w:r>
       <w:r>
+        <w:rPr>
+          <w:b w:val="0"/>
+          <w:i w:val="0"/>
+        </w:rPr>
         <w:t xml:space="preserve"> and rate every sub-topic:</w:t>
       </w:r>
     </w:p>
@@ -189,20 +273,30 @@
         <w:pStyle w:val="ListBullet"/>
       </w:pPr>
       <w:r>
+        <w:rPr>
+          <w:b w:val="0"/>
+          <w:i w:val="0"/>
+        </w:rPr>
         <w:t xml:space="preserve">🔴 </w:t>
       </w:r>
       <w:r>
         <w:rPr>
           <w:b/>
+          <w:i w:val="0"/>
         </w:rPr>
         <w:t>Red</w:t>
       </w:r>
       <w:r>
+        <w:rPr>
+          <w:b w:val="0"/>
+          <w:i w:val="0"/>
+        </w:rPr>
         <w:t xml:space="preserve"> — can't do it. </w:t>
       </w:r>
       <w:r>
         <w:rPr>
           <w:b/>
+          <w:i w:val="0"/>
         </w:rPr>
         <w:t>Priority.</w:t>
       </w:r>
@@ -212,15 +306,24 @@
         <w:pStyle w:val="ListBullet"/>
       </w:pPr>
       <w:r>
+        <w:rPr>
+          <w:b w:val="0"/>
+          <w:i w:val="0"/>
+        </w:rPr>
         <w:t xml:space="preserve">🟠 </w:t>
       </w:r>
       <w:r>
         <w:rPr>
           <w:b/>
+          <w:i w:val="0"/>
         </w:rPr>
         <w:t>Amber</w:t>
       </w:r>
       <w:r>
+        <w:rPr>
+          <w:b w:val="0"/>
+          <w:i w:val="0"/>
+        </w:rPr>
         <w:t xml:space="preserve"> — shaky / needs practice.</w:t>
       </w:r>
     </w:p>
@@ -229,38 +332,61 @@
         <w:pStyle w:val="ListBullet"/>
       </w:pPr>
       <w:r>
+        <w:rPr>
+          <w:b w:val="0"/>
+          <w:i w:val="0"/>
+        </w:rPr>
         <w:t xml:space="preserve">🟢 </w:t>
       </w:r>
       <w:r>
         <w:rPr>
           <w:b/>
+          <w:i w:val="0"/>
         </w:rPr>
         <w:t>Green</w:t>
       </w:r>
       <w:r>
+        <w:rPr>
+          <w:b w:val="0"/>
+          <w:i w:val="0"/>
+        </w:rPr>
         <w:t xml:space="preserve"> — "I could teach this and answer an unseen application question."</w:t>
       </w:r>
     </w:p>
     <w:p>
       <w:r>
+        <w:rPr>
+          <w:b w:val="0"/>
+          <w:i w:val="0"/>
+        </w:rPr>
         <w:t xml:space="preserve">Revise </w:t>
       </w:r>
       <w:r>
         <w:rPr>
           <w:b/>
+          <w:i w:val="0"/>
         </w:rPr>
         <w:t>Red and Amber first</w:t>
       </w:r>
       <w:r>
+        <w:rPr>
+          <w:b w:val="0"/>
+          <w:i w:val="0"/>
+        </w:rPr>
         <w:t xml:space="preserve">, and only mark something Green once you've scored well on its exam questions </w:t>
       </w:r>
       <w:r>
         <w:rPr>
+          <w:b w:val="0"/>
           <w:i/>
         </w:rPr>
         <w:t>closed-book</w:t>
       </w:r>
       <w:r>
+        <w:rPr>
+          <w:b w:val="0"/>
+          <w:i w:val="0"/>
+        </w:rPr>
         <w:t>. Re-RAG after every past paper.</w:t>
       </w:r>
     </w:p>
@@ -276,20 +402,33 @@
         <w:pStyle w:val="Heading2"/>
       </w:pPr>
       <w:r>
+        <w:rPr>
+          <w:b w:val="0"/>
+          <w:i w:val="0"/>
+        </w:rPr>
         <w:t>Interleaving — don't block-revise</w:t>
       </w:r>
     </w:p>
     <w:p>
       <w:r>
+        <w:rPr>
+          <w:b w:val="0"/>
+          <w:i w:val="0"/>
+        </w:rPr>
         <w:t xml:space="preserve">Studying one topic for three days straight feels productive but recall is weaker than </w:t>
       </w:r>
       <w:r>
         <w:rPr>
           <w:b/>
+          <w:i w:val="0"/>
         </w:rPr>
         <w:t>mixing topics</w:t>
       </w:r>
       <w:r>
+        <w:rPr>
+          <w:b w:val="0"/>
+          <w:i w:val="0"/>
+        </w:rPr>
         <w:t>. Each session, mix:</w:t>
       </w:r>
     </w:p>
@@ -298,15 +437,24 @@
         <w:pStyle w:val="ListBullet"/>
       </w:pPr>
       <w:r>
+        <w:rPr>
+          <w:b w:val="0"/>
+          <w:i w:val="0"/>
+        </w:rPr>
         <w:t xml:space="preserve">one </w:t>
       </w:r>
       <w:r>
         <w:rPr>
           <w:b/>
+          <w:i w:val="0"/>
         </w:rPr>
         <w:t>Component 01</w:t>
       </w:r>
       <w:r>
+        <w:rPr>
+          <w:b w:val="0"/>
+          <w:i w:val="0"/>
+        </w:rPr>
         <w:t xml:space="preserve"> knowledge topic,</w:t>
       </w:r>
     </w:p>
@@ -315,15 +463,24 @@
         <w:pStyle w:val="ListBullet"/>
       </w:pPr>
       <w:r>
+        <w:rPr>
+          <w:b w:val="0"/>
+          <w:i w:val="0"/>
+        </w:rPr>
         <w:t xml:space="preserve">one </w:t>
       </w:r>
       <w:r>
         <w:rPr>
           <w:b/>
+          <w:i w:val="0"/>
         </w:rPr>
         <w:t>Component 02</w:t>
       </w:r>
       <w:r>
+        <w:rPr>
+          <w:b w:val="0"/>
+          <w:i w:val="0"/>
+        </w:rPr>
         <w:t xml:space="preserve"> skills topic (algorithms/programming),</w:t>
       </w:r>
     </w:p>
@@ -332,15 +489,24 @@
         <w:pStyle w:val="ListBullet"/>
       </w:pPr>
       <w:r>
+        <w:rPr>
+          <w:b w:val="0"/>
+          <w:i w:val="0"/>
+        </w:rPr>
         <w:t xml:space="preserve">a few questions from an </w:t>
       </w:r>
       <w:r>
         <w:rPr>
           <w:b/>
+          <w:i w:val="0"/>
         </w:rPr>
         <w:t>earlier</w:t>
       </w:r>
       <w:r>
+        <w:rPr>
+          <w:b w:val="0"/>
+          <w:i w:val="0"/>
+        </w:rPr>
         <w:t xml:space="preserve"> topic you "finished" (spacing).</w:t>
       </w:r>
     </w:p>
@@ -356,11 +522,19 @@
         <w:pStyle w:val="Heading2"/>
       </w:pPr>
       <w:r>
+        <w:rPr>
+          <w:b w:val="0"/>
+          <w:i w:val="0"/>
+        </w:rPr>
         <w:t>A sample 8-week countdown plan</w:t>
       </w:r>
     </w:p>
     <w:p>
       <w:r>
+        <w:rPr>
+          <w:b w:val="0"/>
+          <w:i w:val="0"/>
+        </w:rPr>
         <w:t>Adjust to your exam dates and your RAG ratings (spend longer on Reds). Each "session" ≈ 45–60 min.</w:t>
       </w:r>
     </w:p>
@@ -391,6 +565,7 @@
             <w:r>
               <w:rPr>
                 <w:b/>
+                <w:i w:val="0"/>
               </w:rPr>
               <w:t>Week</w:t>
             </w:r>
@@ -410,6 +585,7 @@
             <w:r>
               <w:rPr>
                 <w:b/>
+                <w:i w:val="0"/>
               </w:rPr>
               <w:t>Focus (Component 01)</w:t>
             </w:r>
@@ -429,6 +605,7 @@
             <w:r>
               <w:rPr>
                 <w:b/>
+                <w:i w:val="0"/>
               </w:rPr>
               <w:t>Focus (Component 02)</w:t>
             </w:r>
@@ -448,6 +625,7 @@
             <w:r>
               <w:rPr>
                 <w:b/>
+                <w:i w:val="0"/>
               </w:rPr>
               <w:t>Weekend</w:t>
             </w:r>
@@ -462,6 +640,10 @@
           <w:p>
             <w:r/>
             <w:r>
+              <w:rPr>
+                <w:b w:val="0"/>
+                <w:i w:val="0"/>
+              </w:rPr>
               <w:t>1</w:t>
             </w:r>
           </w:p>
@@ -473,6 +655,10 @@
           <w:p>
             <w:r/>
             <w:r>
+              <w:rPr>
+                <w:b w:val="0"/>
+                <w:i w:val="0"/>
+              </w:rPr>
               <w:t>1.1 Processors &amp; devices</w:t>
             </w:r>
           </w:p>
@@ -484,6 +670,10 @@
           <w:p>
             <w:r/>
             <w:r>
+              <w:rPr>
+                <w:b w:val="0"/>
+                <w:i w:val="0"/>
+              </w:rPr>
               <w:t>2.1 Computational thinking</w:t>
             </w:r>
           </w:p>
@@ -495,6 +685,10 @@
           <w:p>
             <w:r/>
             <w:r>
+              <w:rPr>
+                <w:b w:val="0"/>
+                <w:i w:val="0"/>
+              </w:rPr>
               <w:t>Re-test wk1; 1 past-paper section</w:t>
             </w:r>
           </w:p>
@@ -508,6 +702,10 @@
           <w:p>
             <w:r/>
             <w:r>
+              <w:rPr>
+                <w:b w:val="0"/>
+                <w:i w:val="0"/>
+              </w:rPr>
               <w:t>2</w:t>
             </w:r>
           </w:p>
@@ -519,6 +717,10 @@
           <w:p>
             <w:r/>
             <w:r>
+              <w:rPr>
+                <w:b w:val="0"/>
+                <w:i w:val="0"/>
+              </w:rPr>
               <w:t>1.2 Software &amp; development</w:t>
             </w:r>
           </w:p>
@@ -530,6 +732,10 @@
           <w:p>
             <w:r/>
             <w:r>
+              <w:rPr>
+                <w:b w:val="0"/>
+                <w:i w:val="0"/>
+              </w:rPr>
               <w:t>2.2 Programming techniques</w:t>
             </w:r>
           </w:p>
@@ -541,6 +747,10 @@
           <w:p>
             <w:r/>
             <w:r>
+              <w:rPr>
+                <w:b w:val="0"/>
+                <w:i w:val="0"/>
+              </w:rPr>
               <w:t>Re-test wk1–2</w:t>
             </w:r>
           </w:p>
@@ -554,6 +764,10 @@
           <w:p>
             <w:r/>
             <w:r>
+              <w:rPr>
+                <w:b w:val="0"/>
+                <w:i w:val="0"/>
+              </w:rPr>
               <w:t>3</w:t>
             </w:r>
           </w:p>
@@ -565,6 +779,10 @@
           <w:p>
             <w:r/>
             <w:r>
+              <w:rPr>
+                <w:b w:val="0"/>
+                <w:i w:val="0"/>
+              </w:rPr>
               <w:t>1.3 Exchanging data (networks/db)</w:t>
             </w:r>
           </w:p>
@@ -576,6 +794,10 @@
           <w:p>
             <w:r/>
             <w:r>
+              <w:rPr>
+                <w:b w:val="0"/>
+                <w:i w:val="0"/>
+              </w:rPr>
               <w:t>2.2 Computational methods + recursion/OOP</w:t>
             </w:r>
           </w:p>
@@ -587,6 +809,10 @@
           <w:p>
             <w:r/>
             <w:r>
+              <w:rPr>
+                <w:b w:val="0"/>
+                <w:i w:val="0"/>
+              </w:rPr>
               <w:t>Re-test wk1–3</w:t>
             </w:r>
           </w:p>
@@ -600,6 +826,10 @@
           <w:p>
             <w:r/>
             <w:r>
+              <w:rPr>
+                <w:b w:val="0"/>
+                <w:i w:val="0"/>
+              </w:rPr>
               <w:t>4</w:t>
             </w:r>
           </w:p>
@@ -611,6 +841,10 @@
           <w:p>
             <w:r/>
             <w:r>
+              <w:rPr>
+                <w:b w:val="0"/>
+                <w:i w:val="0"/>
+              </w:rPr>
               <w:t>1.4.1 Number representation (drill)</w:t>
             </w:r>
           </w:p>
@@ -622,6 +856,10 @@
           <w:p>
             <w:r/>
             <w:r>
+              <w:rPr>
+                <w:b w:val="0"/>
+                <w:i w:val="0"/>
+              </w:rPr>
               <w:t>2.3 Big O + searching/sorting</w:t>
             </w:r>
           </w:p>
@@ -633,6 +871,10 @@
           <w:p>
             <w:r/>
             <w:r>
+              <w:rPr>
+                <w:b w:val="0"/>
+                <w:i w:val="0"/>
+              </w:rPr>
               <w:t>Mixed-topic question set</w:t>
             </w:r>
           </w:p>
@@ -646,6 +888,10 @@
           <w:p>
             <w:r/>
             <w:r>
+              <w:rPr>
+                <w:b w:val="0"/>
+                <w:i w:val="0"/>
+              </w:rPr>
               <w:t>5</w:t>
             </w:r>
           </w:p>
@@ -657,6 +903,10 @@
           <w:p>
             <w:r/>
             <w:r>
+              <w:rPr>
+                <w:b w:val="0"/>
+                <w:i w:val="0"/>
+              </w:rPr>
               <w:t>1.4.2/1.4.3 Data structures &amp; Boolean</w:t>
             </w:r>
           </w:p>
@@ -668,6 +918,10 @@
           <w:p>
             <w:r/>
             <w:r>
+              <w:rPr>
+                <w:b w:val="0"/>
+                <w:i w:val="0"/>
+              </w:rPr>
               <w:t>2.3 Dijkstra/A* + tree traversals</w:t>
             </w:r>
           </w:p>
@@ -679,6 +933,10 @@
           <w:p>
             <w:r/>
             <w:r>
+              <w:rPr>
+                <w:b w:val="0"/>
+                <w:i w:val="0"/>
+              </w:rPr>
               <w:t>Full past paper (01) timed</w:t>
             </w:r>
           </w:p>
@@ -692,6 +950,10 @@
           <w:p>
             <w:r/>
             <w:r>
+              <w:rPr>
+                <w:b w:val="0"/>
+                <w:i w:val="0"/>
+              </w:rPr>
               <w:t>6</w:t>
             </w:r>
           </w:p>
@@ -703,6 +965,10 @@
           <w:p>
             <w:r/>
             <w:r>
+              <w:rPr>
+                <w:b w:val="0"/>
+                <w:i w:val="0"/>
+              </w:rPr>
               <w:t>1.5 Legal/ethical (extended response)</w:t>
             </w:r>
           </w:p>
@@ -714,6 +980,10 @@
           <w:p>
             <w:r/>
             <w:r>
+              <w:rPr>
+                <w:b w:val="0"/>
+                <w:i w:val="0"/>
+              </w:rPr>
               <w:t>NEA polish (if applicable)</w:t>
             </w:r>
           </w:p>
@@ -725,6 +995,10 @@
           <w:p>
             <w:r/>
             <w:r>
+              <w:rPr>
+                <w:b w:val="0"/>
+                <w:i w:val="0"/>
+              </w:rPr>
               <w:t>Full past paper (02) timed</w:t>
             </w:r>
           </w:p>
@@ -738,6 +1012,10 @@
           <w:p>
             <w:r/>
             <w:r>
+              <w:rPr>
+                <w:b w:val="0"/>
+                <w:i w:val="0"/>
+              </w:rPr>
               <w:t>7</w:t>
             </w:r>
           </w:p>
@@ -751,10 +1029,15 @@
             <w:r>
               <w:rPr>
                 <w:b/>
+                <w:i w:val="0"/>
               </w:rPr>
               <w:t>Reds &amp; Ambers only</w:t>
             </w:r>
             <w:r>
+              <w:rPr>
+                <w:b w:val="0"/>
+                <w:i w:val="0"/>
+              </w:rPr>
               <w:t xml:space="preserve"> (from RAG)</w:t>
             </w:r>
           </w:p>
@@ -768,6 +1051,7 @@
             <w:r>
               <w:rPr>
                 <w:b/>
+                <w:i w:val="0"/>
               </w:rPr>
               <w:t>Reds &amp; Ambers only</w:t>
             </w:r>
@@ -780,6 +1064,10 @@
           <w:p>
             <w:r/>
             <w:r>
+              <w:rPr>
+                <w:b w:val="0"/>
+                <w:i w:val="0"/>
+              </w:rPr>
               <w:t>Past paper + mark vs scheme</w:t>
             </w:r>
           </w:p>
@@ -793,6 +1081,10 @@
           <w:p>
             <w:r/>
             <w:r>
+              <w:rPr>
+                <w:b w:val="0"/>
+                <w:i w:val="0"/>
+              </w:rPr>
               <w:t>8</w:t>
             </w:r>
           </w:p>
@@ -804,6 +1096,10 @@
           <w:p>
             <w:r/>
             <w:r>
+              <w:rPr>
+                <w:b w:val="0"/>
+                <w:i w:val="0"/>
+              </w:rPr>
               <w:t>Past papers, error-log review, glossary, common-mistakes sheet</w:t>
             </w:r>
           </w:p>
@@ -815,6 +1111,10 @@
           <w:p>
             <w:r/>
             <w:r>
+              <w:rPr>
+                <w:b w:val="0"/>
+                <w:i w:val="0"/>
+              </w:rPr>
               <w:t>as left</w:t>
             </w:r>
           </w:p>
@@ -826,6 +1126,10 @@
           <w:p>
             <w:r/>
             <w:r>
+              <w:rPr>
+                <w:b w:val="0"/>
+                <w:i w:val="0"/>
+              </w:rPr>
               <w:t>Light recap, rest before exam</w:t>
             </w:r>
           </w:p>
@@ -839,24 +1143,38 @@
         <w:shd w:fill="FFF8E7"/>
       </w:pPr>
       <w:r>
+        <w:rPr>
+          <w:b w:val="0"/>
+          <w:i w:val="0"/>
+        </w:rPr>
         <w:t xml:space="preserve">Two written papers ≈ </w:t>
       </w:r>
       <w:r>
         <w:rPr>
           <w:b/>
+          <w:i w:val="0"/>
         </w:rPr>
         <w:t>40% each</w:t>
       </w:r>
       <w:r>
+        <w:rPr>
+          <w:b w:val="0"/>
+          <w:i w:val="0"/>
+        </w:rPr>
         <w:t xml:space="preserve">; the NEA is </w:t>
       </w:r>
       <w:r>
         <w:rPr>
           <w:b/>
+          <w:i w:val="0"/>
         </w:rPr>
         <w:t>20%</w:t>
       </w:r>
       <w:r>
+        <w:rPr>
+          <w:b w:val="0"/>
+          <w:i w:val="0"/>
+        </w:rPr>
         <w:t xml:space="preserve"> and is usually completed earlier in the year. If your project is still open, protect time for it — it's 70 "easier" marks if you follow the NEA guide.</w:t>
       </w:r>
     </w:p>
@@ -872,6 +1190,10 @@
         <w:pStyle w:val="Heading2"/>
       </w:pPr>
       <w:r>
+        <w:rPr>
+          <w:b w:val="0"/>
+          <w:i w:val="0"/>
+        </w:rPr>
         <w:t>Weekly checklist</w:t>
       </w:r>
     </w:p>
@@ -880,6 +1202,10 @@
         <w:pStyle w:val="ListBullet"/>
       </w:pPr>
       <w:r>
+        <w:rPr>
+          <w:b w:val="0"/>
+          <w:i w:val="0"/>
+        </w:rPr>
         <w:t>[ ] Re-tested last week's topics from memory (not re-read)</w:t>
       </w:r>
     </w:p>
@@ -888,15 +1214,24 @@
         <w:pStyle w:val="ListBullet"/>
       </w:pPr>
       <w:r>
+        <w:rPr>
+          <w:b w:val="0"/>
+          <w:i w:val="0"/>
+        </w:rPr>
         <w:t xml:space="preserve">[ ] Did at least one set of exam-style questions </w:t>
       </w:r>
       <w:r>
         <w:rPr>
           <w:b/>
+          <w:i w:val="0"/>
         </w:rPr>
         <w:t>closed-book</w:t>
       </w:r>
       <w:r>
+        <w:rPr>
+          <w:b w:val="0"/>
+          <w:i w:val="0"/>
+        </w:rPr>
         <w:t xml:space="preserve"> and marked it</w:t>
       </w:r>
     </w:p>
@@ -905,11 +1240,16 @@
         <w:pStyle w:val="ListBullet"/>
       </w:pPr>
       <w:r>
+        <w:rPr>
+          <w:b w:val="0"/>
+          <w:i w:val="0"/>
+        </w:rPr>
         <w:t xml:space="preserve">[ ] Updated my </w:t>
       </w:r>
       <w:r>
         <w:rPr>
           <w:b/>
+          <w:i w:val="0"/>
         </w:rPr>
         <w:t>RAG tracker</w:t>
       </w:r>
@@ -919,11 +1259,16 @@
         <w:pStyle w:val="ListBullet"/>
       </w:pPr>
       <w:r>
+        <w:rPr>
+          <w:b w:val="0"/>
+          <w:i w:val="0"/>
+        </w:rPr>
         <w:t xml:space="preserve">[ ] Added this week's mistakes to my </w:t>
       </w:r>
       <w:r>
         <w:rPr>
           <w:b/>
+          <w:i w:val="0"/>
         </w:rPr>
         <w:t>error log</w:t>
       </w:r>
@@ -933,6 +1278,10 @@
         <w:pStyle w:val="ListBullet"/>
       </w:pPr>
       <w:r>
+        <w:rPr>
+          <w:b w:val="0"/>
+          <w:i w:val="0"/>
+        </w:rPr>
         <w:t>[ ] Interleaved an older topic</w:t>
       </w:r>
     </w:p>
@@ -941,15 +1290,24 @@
         <w:pStyle w:val="ListBullet"/>
       </w:pPr>
       <w:r>
+        <w:rPr>
+          <w:b w:val="0"/>
+          <w:i w:val="0"/>
+        </w:rPr>
         <w:t xml:space="preserve">[ ] (Within ~4 weeks of exams) at least one </w:t>
       </w:r>
       <w:r>
         <w:rPr>
           <w:b/>
+          <w:i w:val="0"/>
         </w:rPr>
         <w:t>timed</w:t>
       </w:r>
       <w:r>
+        <w:rPr>
+          <w:b w:val="0"/>
+          <w:i w:val="0"/>
+        </w:rPr>
         <w:t xml:space="preserve"> past-paper section</w:t>
       </w:r>
     </w:p>
@@ -965,6 +1323,10 @@
         <w:pStyle w:val="Heading2"/>
       </w:pPr>
       <w:r>
+        <w:rPr>
+          <w:b w:val="0"/>
+          <w:i w:val="0"/>
+        </w:rPr>
         <w:t>Tools to lean on</w:t>
       </w:r>
     </w:p>
@@ -975,10 +1337,15 @@
       <w:r>
         <w:rPr>
           <w:b/>
+          <w:i w:val="0"/>
         </w:rPr>
         <w:t>Glossary</w:t>
       </w:r>
       <w:r>
+        <w:rPr>
+          <w:b w:val="0"/>
+          <w:i w:val="0"/>
+        </w:rPr>
         <w:t xml:space="preserve"> — for daily quick-fire definition retrieval.</w:t>
       </w:r>
     </w:p>
@@ -989,10 +1356,15 @@
       <w:r>
         <w:rPr>
           <w:b/>
+          <w:i w:val="0"/>
         </w:rPr>
         <w:t>Reference sheet</w:t>
       </w:r>
       <w:r>
+        <w:rPr>
+          <w:b w:val="0"/>
+          <w:i w:val="0"/>
+        </w:rPr>
         <w:t xml:space="preserve"> — for the number/Big O/logic/SQL facts you must have at your fingertips.</w:t>
       </w:r>
     </w:p>
@@ -1003,10 +1375,15 @@
       <w:r>
         <w:rPr>
           <w:b/>
+          <w:i w:val="0"/>
         </w:rPr>
         <w:t>Command-words guide</w:t>
       </w:r>
       <w:r>
+        <w:rPr>
+          <w:b w:val="0"/>
+          <w:i w:val="0"/>
+        </w:rPr>
         <w:t xml:space="preserve"> — read it before every practice session until decoding questions is automatic.</w:t>
       </w:r>
     </w:p>
@@ -1017,16 +1394,25 @@
       <w:r>
         <w:rPr>
           <w:b/>
+          <w:i w:val="0"/>
         </w:rPr>
         <w:t>Common-mistakes sheet</w:t>
       </w:r>
       <w:r>
+        <w:rPr>
+          <w:b w:val="0"/>
+          <w:i w:val="0"/>
+        </w:rPr>
         <w:t xml:space="preserve"> — read the week of the exam.</w:t>
       </w:r>
     </w:p>
     <w:p>
       <w:r>
-        <w:t>Consistency beats cramming. Short, active, spaced sessions — every week — is how passes become A\*s.</w:t>
+        <w:rPr>
+          <w:b w:val="0"/>
+          <w:i w:val="0"/>
+        </w:rPr>
+        <w:t>Consistency beats cramming. Short, active, spaced sessions — every week — is how passes become A*s.</w:t>
       </w:r>
     </w:p>
     <w:sectPr>
